--- a/knowledge/source/PEA_อัตราค่าไฟฟ้า_TOU_2569.docx
+++ b/knowledge/source/PEA_อัตราค่าไฟฟ้า_TOU_2569.docx
@@ -29,7 +29,7 @@
     </w:p>
     <w:p>
       <w:r>
-        <w:t xml:space="preserve">Off-Peak: วันจันทร์-วันศุกร์ เวลา 22.00-09.00 น.; วันเสาร์-อาทิตย์ และวันหยุดราชการตามปกติ (ไม่รวมวันหยุดชดเชย) ตลอด 24 ชั่วโมง</w:t>
+        <w:t xml:space="preserve">Off-Peak: วันจันทร์-วันศุกร์ เวลา 22.00-09.00 น.; วันเสาร์-อาทิตย์ วันแรงงานแห่งชาติ วันพืชมงคล และวันหยุดราชการตามปกติ (ไม่รวมวันหยุดชดเชย) ตลอด 24 ชั่วโมง</w:t>
       </w:r>
     </w:p>
     <w:p>
